--- a/export/Users/GUC/Japan_Sourcing_Platform/docs/00_Architecture/BA-0003_Information_Architecture.docx
+++ b/export/Users/GUC/Japan_Sourcing_Platform/docs/00_Architecture/BA-0003_Information_Architecture.docx
@@ -2,32 +2,477 @@
 <file path=word/document.xml><?xml version="1.0" encoding="utf-8"?>
 <w:document xmlns:w="http://schemas.openxmlformats.org/wordprocessingml/2006/main" xmlns:m="http://schemas.openxmlformats.org/officeDocument/2006/math" xmlns:r="http://schemas.openxmlformats.org/officeDocument/2006/relationships" xmlns:o="urn:schemas-microsoft-com:office:office" xmlns:v="urn:schemas-microsoft-com:vml" xmlns:w10="urn:schemas-microsoft-com:office:word" xmlns:a="http://schemas.openxmlformats.org/drawingml/2006/main" xmlns:pic="http://schemas.openxmlformats.org/drawingml/2006/picture" xmlns:wp="http://schemas.openxmlformats.org/drawingml/2006/wordprocessingDrawing">
   <w:body>
+    <w:bookmarkStart w:id="9" w:name="ba-0003-information-architecture"/>
+    <w:p>
+      <w:pPr>
+        <w:pStyle w:val="Heading1"/>
+      </w:pPr>
+      <w:r>
+        <w:t xml:space="preserve">BA-0003 Information Architecture</w:t>
+      </w:r>
+    </w:p>
     <w:p>
       <w:pPr>
         <w:pStyle w:val="FirstParagraph"/>
       </w:pPr>
       <w:r>
-        <w:rPr>
-          <w:rFonts w:hint="eastAsia"/>
-        </w:rPr>
-        <w:t xml:space="preserve">网站地图（Site</w:t>
-      </w:r>
-      <w:r>
-        <w:t xml:space="preserve"> </w:t>
-      </w:r>
-      <w:r>
-        <w:rPr>
-          <w:rFonts w:hint="eastAsia"/>
-        </w:rPr>
-        <w:t xml:space="preserve">Map）</w:t>
-      </w:r>
-    </w:p>
-    <w:p>
-      <w:pPr>
-        <w:pStyle w:val="BodyText"/>
-      </w:pPr>
-      <w:r>
-        <w:t xml:space="preserve">Website</w:t>
+        <w:t xml:space="preserve">Document ID</w:t>
+      </w:r>
+    </w:p>
+    <w:p>
+      <w:pPr>
+        <w:pStyle w:val="BodyText"/>
+      </w:pPr>
+      <w:r>
+        <w:t xml:space="preserve">BA-0003</w:t>
+      </w:r>
+    </w:p>
+    <w:p>
+      <w:pPr>
+        <w:pStyle w:val="BodyText"/>
+      </w:pPr>
+      <w:r>
+        <w:t xml:space="preserve">Version</w:t>
+      </w:r>
+    </w:p>
+    <w:p>
+      <w:pPr>
+        <w:pStyle w:val="BodyText"/>
+      </w:pPr>
+      <w:r>
+        <w:t xml:space="preserve">V1.0</w:t>
+      </w:r>
+    </w:p>
+    <w:p>
+      <w:pPr>
+        <w:pStyle w:val="BodyText"/>
+      </w:pPr>
+      <w:r>
+        <w:t xml:space="preserve">Status</w:t>
+      </w:r>
+    </w:p>
+    <w:p>
+      <w:pPr>
+        <w:pStyle w:val="BodyText"/>
+      </w:pPr>
+      <w:r>
+        <w:t xml:space="preserve">Approved</w:t>
+      </w:r>
+    </w:p>
+    <w:p>
+      <w:pPr>
+        <w:pStyle w:val="BodyText"/>
+      </w:pPr>
+      <w:r>
+        <w:t xml:space="preserve">Last Update</w:t>
+      </w:r>
+    </w:p>
+    <w:p>
+      <w:pPr>
+        <w:pStyle w:val="BodyText"/>
+      </w:pPr>
+      <w:r>
+        <w:t xml:space="preserve">2026-06-21</w:t>
+      </w:r>
+    </w:p>
+    <w:p>
+      <w:r>
+        <w:pict>
+          <v:rect style="width:0;height:1.5pt" o:hralign="center" o:hrstd="t" o:hr="t"/>
+        </w:pict>
+      </w:r>
+    </w:p>
+    <w:bookmarkEnd w:id="9"/>
+    <w:bookmarkStart w:id="10" w:name="purpose"/>
+    <w:p>
+      <w:pPr>
+        <w:pStyle w:val="Heading1"/>
+      </w:pPr>
+      <w:r>
+        <w:t xml:space="preserve">1 Purpose</w:t>
+      </w:r>
+    </w:p>
+    <w:p>
+      <w:pPr>
+        <w:pStyle w:val="FirstParagraph"/>
+      </w:pPr>
+      <w:r>
+        <w:t xml:space="preserve">This document defines the Information Architecture (IA) of the Japan Sourcing Platform (JSP).</w:t>
+      </w:r>
+    </w:p>
+    <w:p>
+      <w:pPr>
+        <w:pStyle w:val="BodyText"/>
+      </w:pPr>
+      <w:r>
+        <w:t xml:space="preserve">It specifies how information is organized, navigated, and presented to users.</w:t>
+      </w:r>
+    </w:p>
+    <w:p>
+      <w:pPr>
+        <w:pStyle w:val="BodyText"/>
+      </w:pPr>
+      <w:r>
+        <w:t xml:space="preserve">This document serves as the foundation for:</w:t>
+      </w:r>
+    </w:p>
+    <w:p>
+      <w:pPr>
+        <w:pStyle w:val="Compact"/>
+        <w:numPr>
+          <w:ilvl w:val="0"/>
+          <w:numId w:val="1001"/>
+        </w:numPr>
+      </w:pPr>
+      <w:r>
+        <w:t xml:space="preserve">Website Navigation</w:t>
+      </w:r>
+    </w:p>
+    <w:p>
+      <w:pPr>
+        <w:pStyle w:val="Compact"/>
+        <w:numPr>
+          <w:ilvl w:val="0"/>
+          <w:numId w:val="1001"/>
+        </w:numPr>
+      </w:pPr>
+      <w:r>
+        <w:t xml:space="preserve">UI Design</w:t>
+      </w:r>
+    </w:p>
+    <w:p>
+      <w:pPr>
+        <w:pStyle w:val="Compact"/>
+        <w:numPr>
+          <w:ilvl w:val="0"/>
+          <w:numId w:val="1001"/>
+        </w:numPr>
+      </w:pPr>
+      <w:r>
+        <w:t xml:space="preserve">JSP Page Structure</w:t>
+      </w:r>
+    </w:p>
+    <w:p>
+      <w:pPr>
+        <w:pStyle w:val="Compact"/>
+        <w:numPr>
+          <w:ilvl w:val="0"/>
+          <w:numId w:val="1001"/>
+        </w:numPr>
+      </w:pPr>
+      <w:r>
+        <w:t xml:space="preserve">URL Design</w:t>
+      </w:r>
+    </w:p>
+    <w:p>
+      <w:pPr>
+        <w:pStyle w:val="Compact"/>
+        <w:numPr>
+          <w:ilvl w:val="0"/>
+          <w:numId w:val="1001"/>
+        </w:numPr>
+      </w:pPr>
+      <w:r>
+        <w:t xml:space="preserve">SEO Structure</w:t>
+      </w:r>
+    </w:p>
+    <w:p>
+      <w:r>
+        <w:pict>
+          <v:rect style="width:0;height:1.5pt" o:hralign="center" o:hrstd="t" o:hr="t"/>
+        </w:pict>
+      </w:r>
+    </w:p>
+    <w:bookmarkEnd w:id="10"/>
+    <w:bookmarkStart w:id="11" w:name="design-principles"/>
+    <w:p>
+      <w:pPr>
+        <w:pStyle w:val="Heading1"/>
+      </w:pPr>
+      <w:r>
+        <w:t xml:space="preserve">2 Design Principles</w:t>
+      </w:r>
+    </w:p>
+    <w:p>
+      <w:pPr>
+        <w:pStyle w:val="FirstParagraph"/>
+      </w:pPr>
+      <w:r>
+        <w:t xml:space="preserve">The information architecture follows these principles:</w:t>
+      </w:r>
+    </w:p>
+    <w:p>
+      <w:pPr>
+        <w:pStyle w:val="BodyText"/>
+      </w:pPr>
+      <w:r>
+        <w:t xml:space="preserve">Simple</w:t>
+      </w:r>
+    </w:p>
+    <w:p>
+      <w:pPr>
+        <w:pStyle w:val="BodyText"/>
+      </w:pPr>
+      <w:r>
+        <w:t xml:space="preserve">Professional</w:t>
+      </w:r>
+    </w:p>
+    <w:p>
+      <w:pPr>
+        <w:pStyle w:val="BodyText"/>
+      </w:pPr>
+      <w:r>
+        <w:t xml:space="preserve">Easy Navigation</w:t>
+      </w:r>
+    </w:p>
+    <w:p>
+      <w:pPr>
+        <w:pStyle w:val="BodyText"/>
+      </w:pPr>
+      <w:r>
+        <w:t xml:space="preserve">Mobile Friendly</w:t>
+      </w:r>
+    </w:p>
+    <w:p>
+      <w:pPr>
+        <w:pStyle w:val="BodyText"/>
+      </w:pPr>
+      <w:r>
+        <w:t xml:space="preserve">SEO Friendly</w:t>
+      </w:r>
+    </w:p>
+    <w:p>
+      <w:pPr>
+        <w:pStyle w:val="BodyText"/>
+      </w:pPr>
+      <w:r>
+        <w:t xml:space="preserve">Catalog First</w:t>
+      </w:r>
+    </w:p>
+    <w:p>
+      <w:pPr>
+        <w:pStyle w:val="BodyText"/>
+      </w:pPr>
+      <w:r>
+        <w:t xml:space="preserve">Inquiry Oriented</w:t>
+      </w:r>
+    </w:p>
+    <w:p>
+      <w:r>
+        <w:pict>
+          <v:rect style="width:0;height:1.5pt" o:hralign="center" o:hrstd="t" o:hr="t"/>
+        </w:pict>
+      </w:r>
+    </w:p>
+    <w:bookmarkEnd w:id="11"/>
+    <w:bookmarkStart w:id="12" w:name="website-structure"/>
+    <w:p>
+      <w:pPr>
+        <w:pStyle w:val="Heading1"/>
+      </w:pPr>
+      <w:r>
+        <w:t xml:space="preserve">3 Website Structure</w:t>
+      </w:r>
+    </w:p>
+    <w:p>
+      <w:pPr>
+        <w:pStyle w:val="FirstParagraph"/>
+      </w:pPr>
+      <w:r>
+        <w:t xml:space="preserve">Home</w:t>
+      </w:r>
+    </w:p>
+    <w:p>
+      <w:pPr>
+        <w:pStyle w:val="BodyText"/>
+      </w:pPr>
+      <w:r>
+        <w:t xml:space="preserve">├── About Us</w:t>
+      </w:r>
+    </w:p>
+    <w:p>
+      <w:pPr>
+        <w:pStyle w:val="BodyText"/>
+      </w:pPr>
+      <w:r>
+        <w:t xml:space="preserve">├── Discover</w:t>
+      </w:r>
+    </w:p>
+    <w:p>
+      <w:pPr>
+        <w:pStyle w:val="BodyText"/>
+      </w:pPr>
+      <w:r>
+        <w:t xml:space="preserve">│ ├── New Arrival</w:t>
+      </w:r>
+    </w:p>
+    <w:p>
+      <w:pPr>
+        <w:pStyle w:val="BodyText"/>
+      </w:pPr>
+      <w:r>
+        <w:t xml:space="preserve">│ ├── Featured Collection</w:t>
+      </w:r>
+    </w:p>
+    <w:p>
+      <w:pPr>
+        <w:pStyle w:val="BodyText"/>
+      </w:pPr>
+      <w:r>
+        <w:t xml:space="preserve">│ ├── Exhibition Picks</w:t>
+      </w:r>
+    </w:p>
+    <w:p>
+      <w:pPr>
+        <w:pStyle w:val="BodyText"/>
+      </w:pPr>
+      <w:r>
+        <w:t xml:space="preserve">│ └── Recommended Products</w:t>
+      </w:r>
+    </w:p>
+    <w:p>
+      <w:pPr>
+        <w:pStyle w:val="BodyText"/>
+      </w:pPr>
+      <w:r>
+        <w:t xml:space="preserve">├── Categories</w:t>
+      </w:r>
+    </w:p>
+    <w:p>
+      <w:pPr>
+        <w:pStyle w:val="BodyText"/>
+      </w:pPr>
+      <w:r>
+        <w:t xml:space="preserve">│ ├── Kitchen</w:t>
+      </w:r>
+    </w:p>
+    <w:p>
+      <w:pPr>
+        <w:pStyle w:val="BodyText"/>
+      </w:pPr>
+      <w:r>
+        <w:t xml:space="preserve">│ ├── Home</w:t>
+      </w:r>
+    </w:p>
+    <w:p>
+      <w:pPr>
+        <w:pStyle w:val="BodyText"/>
+      </w:pPr>
+      <w:r>
+        <w:t xml:space="preserve">│ ├── Beauty</w:t>
+      </w:r>
+    </w:p>
+    <w:p>
+      <w:pPr>
+        <w:pStyle w:val="BodyText"/>
+      </w:pPr>
+      <w:r>
+        <w:t xml:space="preserve">│ ├── Pet</w:t>
+      </w:r>
+    </w:p>
+    <w:p>
+      <w:pPr>
+        <w:pStyle w:val="BodyText"/>
+      </w:pPr>
+      <w:r>
+        <w:t xml:space="preserve">│ ├── Camping</w:t>
+      </w:r>
+    </w:p>
+    <w:p>
+      <w:pPr>
+        <w:pStyle w:val="BodyText"/>
+      </w:pPr>
+      <w:r>
+        <w:t xml:space="preserve">│ ├── Gift</w:t>
+      </w:r>
+    </w:p>
+    <w:p>
+      <w:pPr>
+        <w:pStyle w:val="BodyText"/>
+      </w:pPr>
+      <w:r>
+        <w:t xml:space="preserve">│ └── Industrial</w:t>
+      </w:r>
+    </w:p>
+    <w:p>
+      <w:pPr>
+        <w:pStyle w:val="BodyText"/>
+      </w:pPr>
+      <w:r>
+        <w:t xml:space="preserve">├── Brands</w:t>
+      </w:r>
+    </w:p>
+    <w:p>
+      <w:pPr>
+        <w:pStyle w:val="BodyText"/>
+      </w:pPr>
+      <w:r>
+        <w:t xml:space="preserve">├── Catalogs</w:t>
+      </w:r>
+    </w:p>
+    <w:p>
+      <w:pPr>
+        <w:pStyle w:val="BodyText"/>
+      </w:pPr>
+      <w:r>
+        <w:t xml:space="preserve">├── Exhibitions</w:t>
+      </w:r>
+    </w:p>
+    <w:p>
+      <w:pPr>
+        <w:pStyle w:val="BodyText"/>
+      </w:pPr>
+      <w:r>
+        <w:t xml:space="preserve">├── Inquiry</w:t>
+      </w:r>
+    </w:p>
+    <w:p>
+      <w:pPr>
+        <w:pStyle w:val="BodyText"/>
+      </w:pPr>
+      <w:r>
+        <w:t xml:space="preserve">├── FAQ</w:t>
+      </w:r>
+    </w:p>
+    <w:p>
+      <w:pPr>
+        <w:pStyle w:val="BodyText"/>
+      </w:pPr>
+      <w:r>
+        <w:t xml:space="preserve">└── Contact</w:t>
+      </w:r>
+    </w:p>
+    <w:p>
+      <w:r>
+        <w:pict>
+          <v:rect style="width:0;height:1.5pt" o:hralign="center" o:hrstd="t" o:hr="t"/>
+        </w:pict>
+      </w:r>
+    </w:p>
+    <w:bookmarkEnd w:id="12"/>
+    <w:bookmarkStart w:id="13" w:name="home-page"/>
+    <w:p>
+      <w:pPr>
+        <w:pStyle w:val="Heading1"/>
+      </w:pPr>
+      <w:r>
+        <w:t xml:space="preserve">4 Home Page</w:t>
+      </w:r>
+    </w:p>
+    <w:p>
+      <w:pPr>
+        <w:pStyle w:val="FirstParagraph"/>
+      </w:pPr>
+      <w:r>
+        <w:t xml:space="preserve">The Home Page contains:</w:t>
+      </w:r>
+    </w:p>
+    <w:p>
+      <w:pPr>
+        <w:pStyle w:val="BodyText"/>
+      </w:pPr>
+      <w:r>
+        <w:t xml:space="preserve">Hero Banner</w:t>
       </w:r>
     </w:p>
     <w:p>
@@ -43,6 +488,775 @@
         <w:pStyle w:val="BodyText"/>
       </w:pPr>
       <w:r>
+        <w:t xml:space="preserve">Latest Collection</w:t>
+      </w:r>
+    </w:p>
+    <w:p>
+      <w:pPr>
+        <w:pStyle w:val="BodyText"/>
+      </w:pPr>
+      <w:r>
+        <w:t xml:space="preserve">↓</w:t>
+      </w:r>
+    </w:p>
+    <w:p>
+      <w:pPr>
+        <w:pStyle w:val="BodyText"/>
+      </w:pPr>
+      <w:r>
+        <w:t xml:space="preserve">Featured Brands</w:t>
+      </w:r>
+    </w:p>
+    <w:p>
+      <w:pPr>
+        <w:pStyle w:val="BodyText"/>
+      </w:pPr>
+      <w:r>
+        <w:t xml:space="preserve">↓</w:t>
+      </w:r>
+    </w:p>
+    <w:p>
+      <w:pPr>
+        <w:pStyle w:val="BodyText"/>
+      </w:pPr>
+      <w:r>
+        <w:t xml:space="preserve">Popular Categories</w:t>
+      </w:r>
+    </w:p>
+    <w:p>
+      <w:pPr>
+        <w:pStyle w:val="BodyText"/>
+      </w:pPr>
+      <w:r>
+        <w:t xml:space="preserve">↓</w:t>
+      </w:r>
+    </w:p>
+    <w:p>
+      <w:pPr>
+        <w:pStyle w:val="BodyText"/>
+      </w:pPr>
+      <w:r>
+        <w:t xml:space="preserve">Exhibition Highlights</w:t>
+      </w:r>
+    </w:p>
+    <w:p>
+      <w:pPr>
+        <w:pStyle w:val="BodyText"/>
+      </w:pPr>
+      <w:r>
+        <w:t xml:space="preserve">↓</w:t>
+      </w:r>
+    </w:p>
+    <w:p>
+      <w:pPr>
+        <w:pStyle w:val="BodyText"/>
+      </w:pPr>
+      <w:r>
+        <w:t xml:space="preserve">Recommended Catalogs</w:t>
+      </w:r>
+    </w:p>
+    <w:p>
+      <w:pPr>
+        <w:pStyle w:val="BodyText"/>
+      </w:pPr>
+      <w:r>
+        <w:t xml:space="preserve">↓</w:t>
+      </w:r>
+    </w:p>
+    <w:p>
+      <w:pPr>
+        <w:pStyle w:val="BodyText"/>
+      </w:pPr>
+      <w:r>
+        <w:t xml:space="preserve">Inquiry</w:t>
+      </w:r>
+    </w:p>
+    <w:p>
+      <w:pPr>
+        <w:pStyle w:val="BodyText"/>
+      </w:pPr>
+      <w:r>
+        <w:t xml:space="preserve">↓</w:t>
+      </w:r>
+    </w:p>
+    <w:p>
+      <w:pPr>
+        <w:pStyle w:val="BodyText"/>
+      </w:pPr>
+      <w:r>
+        <w:t xml:space="preserve">Company Information</w:t>
+      </w:r>
+    </w:p>
+    <w:p>
+      <w:r>
+        <w:pict>
+          <v:rect style="width:0;height:1.5pt" o:hralign="center" o:hrstd="t" o:hr="t"/>
+        </w:pict>
+      </w:r>
+    </w:p>
+    <w:bookmarkEnd w:id="13"/>
+    <w:bookmarkStart w:id="14" w:name="discover"/>
+    <w:p>
+      <w:pPr>
+        <w:pStyle w:val="Heading1"/>
+      </w:pPr>
+      <w:r>
+        <w:t xml:space="preserve">5 Discover</w:t>
+      </w:r>
+    </w:p>
+    <w:p>
+      <w:pPr>
+        <w:pStyle w:val="FirstParagraph"/>
+      </w:pPr>
+      <w:r>
+        <w:t xml:space="preserve">Purpose</w:t>
+      </w:r>
+    </w:p>
+    <w:p>
+      <w:pPr>
+        <w:pStyle w:val="BodyText"/>
+      </w:pPr>
+      <w:r>
+        <w:t xml:space="preserve">Introduce valuable Japanese products.</w:t>
+      </w:r>
+    </w:p>
+    <w:p>
+      <w:pPr>
+        <w:pStyle w:val="BodyText"/>
+      </w:pPr>
+      <w:r>
+        <w:t xml:space="preserve">Contents</w:t>
+      </w:r>
+    </w:p>
+    <w:p>
+      <w:pPr>
+        <w:pStyle w:val="BodyText"/>
+      </w:pPr>
+      <w:r>
+        <w:t xml:space="preserve">New Products</w:t>
+      </w:r>
+    </w:p>
+    <w:p>
+      <w:pPr>
+        <w:pStyle w:val="BodyText"/>
+      </w:pPr>
+      <w:r>
+        <w:t xml:space="preserve">Trending Products</w:t>
+      </w:r>
+    </w:p>
+    <w:p>
+      <w:pPr>
+        <w:pStyle w:val="BodyText"/>
+      </w:pPr>
+      <w:r>
+        <w:t xml:space="preserve">Editor’s Selection</w:t>
+      </w:r>
+    </w:p>
+    <w:p>
+      <w:pPr>
+        <w:pStyle w:val="BodyText"/>
+      </w:pPr>
+      <w:r>
+        <w:t xml:space="preserve">Season Collection</w:t>
+      </w:r>
+    </w:p>
+    <w:p>
+      <w:r>
+        <w:pict>
+          <v:rect style="width:0;height:1.5pt" o:hralign="center" o:hrstd="t" o:hr="t"/>
+        </w:pict>
+      </w:r>
+    </w:p>
+    <w:bookmarkEnd w:id="14"/>
+    <w:bookmarkStart w:id="15" w:name="categories"/>
+    <w:p>
+      <w:pPr>
+        <w:pStyle w:val="Heading1"/>
+      </w:pPr>
+      <w:r>
+        <w:t xml:space="preserve">6 Categories</w:t>
+      </w:r>
+    </w:p>
+    <w:p>
+      <w:pPr>
+        <w:pStyle w:val="FirstParagraph"/>
+      </w:pPr>
+      <w:r>
+        <w:t xml:space="preserve">Each Category contains:</w:t>
+      </w:r>
+    </w:p>
+    <w:p>
+      <w:pPr>
+        <w:pStyle w:val="BodyText"/>
+      </w:pPr>
+      <w:r>
+        <w:t xml:space="preserve">Category Description</w:t>
+      </w:r>
+    </w:p>
+    <w:p>
+      <w:pPr>
+        <w:pStyle w:val="BodyText"/>
+      </w:pPr>
+      <w:r>
+        <w:t xml:space="preserve">↓</w:t>
+      </w:r>
+    </w:p>
+    <w:p>
+      <w:pPr>
+        <w:pStyle w:val="BodyText"/>
+      </w:pPr>
+      <w:r>
+        <w:t xml:space="preserve">Featured Catalogs</w:t>
+      </w:r>
+    </w:p>
+    <w:p>
+      <w:pPr>
+        <w:pStyle w:val="BodyText"/>
+      </w:pPr>
+      <w:r>
+        <w:t xml:space="preserve">↓</w:t>
+      </w:r>
+    </w:p>
+    <w:p>
+      <w:pPr>
+        <w:pStyle w:val="BodyText"/>
+      </w:pPr>
+      <w:r>
+        <w:t xml:space="preserve">Products</w:t>
+      </w:r>
+    </w:p>
+    <w:p>
+      <w:pPr>
+        <w:pStyle w:val="BodyText"/>
+      </w:pPr>
+      <w:r>
+        <w:t xml:space="preserve">↓</w:t>
+      </w:r>
+    </w:p>
+    <w:p>
+      <w:pPr>
+        <w:pStyle w:val="BodyText"/>
+      </w:pPr>
+      <w:r>
+        <w:t xml:space="preserve">Inquiry Button</w:t>
+      </w:r>
+    </w:p>
+    <w:p>
+      <w:r>
+        <w:pict>
+          <v:rect style="width:0;height:1.5pt" o:hralign="center" o:hrstd="t" o:hr="t"/>
+        </w:pict>
+      </w:r>
+    </w:p>
+    <w:bookmarkEnd w:id="15"/>
+    <w:bookmarkStart w:id="16" w:name="brands"/>
+    <w:p>
+      <w:pPr>
+        <w:pStyle w:val="Heading1"/>
+      </w:pPr>
+      <w:r>
+        <w:t xml:space="preserve">7 Brands</w:t>
+      </w:r>
+    </w:p>
+    <w:p>
+      <w:pPr>
+        <w:pStyle w:val="FirstParagraph"/>
+      </w:pPr>
+      <w:r>
+        <w:t xml:space="preserve">Each Brand Page contains:</w:t>
+      </w:r>
+    </w:p>
+    <w:p>
+      <w:pPr>
+        <w:pStyle w:val="BodyText"/>
+      </w:pPr>
+      <w:r>
+        <w:t xml:space="preserve">Brand Introduction</w:t>
+      </w:r>
+    </w:p>
+    <w:p>
+      <w:pPr>
+        <w:pStyle w:val="BodyText"/>
+      </w:pPr>
+      <w:r>
+        <w:t xml:space="preserve">Brand Story</w:t>
+      </w:r>
+    </w:p>
+    <w:p>
+      <w:pPr>
+        <w:pStyle w:val="BodyText"/>
+      </w:pPr>
+      <w:r>
+        <w:t xml:space="preserve">Product List</w:t>
+      </w:r>
+    </w:p>
+    <w:p>
+      <w:pPr>
+        <w:pStyle w:val="BodyText"/>
+      </w:pPr>
+      <w:r>
+        <w:t xml:space="preserve">Catalog Download</w:t>
+      </w:r>
+    </w:p>
+    <w:p>
+      <w:pPr>
+        <w:pStyle w:val="BodyText"/>
+      </w:pPr>
+      <w:r>
+        <w:t xml:space="preserve">Inquiry</w:t>
+      </w:r>
+    </w:p>
+    <w:p>
+      <w:r>
+        <w:pict>
+          <v:rect style="width:0;height:1.5pt" o:hralign="center" o:hrstd="t" o:hr="t"/>
+        </w:pict>
+      </w:r>
+    </w:p>
+    <w:bookmarkEnd w:id="16"/>
+    <w:bookmarkStart w:id="17" w:name="catalogs"/>
+    <w:p>
+      <w:pPr>
+        <w:pStyle w:val="Heading1"/>
+      </w:pPr>
+      <w:r>
+        <w:t xml:space="preserve">8 Catalogs</w:t>
+      </w:r>
+    </w:p>
+    <w:p>
+      <w:pPr>
+        <w:pStyle w:val="FirstParagraph"/>
+      </w:pPr>
+      <w:r>
+        <w:t xml:space="preserve">Catalog List</w:t>
+      </w:r>
+    </w:p>
+    <w:p>
+      <w:pPr>
+        <w:pStyle w:val="BodyText"/>
+      </w:pPr>
+      <w:r>
+        <w:t xml:space="preserve">↓</w:t>
+      </w:r>
+    </w:p>
+    <w:p>
+      <w:pPr>
+        <w:pStyle w:val="BodyText"/>
+      </w:pPr>
+      <w:r>
+        <w:t xml:space="preserve">Catalog Detail</w:t>
+      </w:r>
+    </w:p>
+    <w:p>
+      <w:pPr>
+        <w:pStyle w:val="BodyText"/>
+      </w:pPr>
+      <w:r>
+        <w:t xml:space="preserve">↓</w:t>
+      </w:r>
+    </w:p>
+    <w:p>
+      <w:pPr>
+        <w:pStyle w:val="BodyText"/>
+      </w:pPr>
+      <w:r>
+        <w:t xml:space="preserve">Download Request</w:t>
+      </w:r>
+    </w:p>
+    <w:p>
+      <w:pPr>
+        <w:pStyle w:val="BodyText"/>
+      </w:pPr>
+      <w:r>
+        <w:t xml:space="preserve">↓</w:t>
+      </w:r>
+    </w:p>
+    <w:p>
+      <w:pPr>
+        <w:pStyle w:val="BodyText"/>
+      </w:pPr>
+      <w:r>
+        <w:t xml:space="preserve">Automatic Email</w:t>
+      </w:r>
+    </w:p>
+    <w:p>
+      <w:pPr>
+        <w:pStyle w:val="BodyText"/>
+      </w:pPr>
+      <w:r>
+        <w:t xml:space="preserve">↓</w:t>
+      </w:r>
+    </w:p>
+    <w:p>
+      <w:pPr>
+        <w:pStyle w:val="BodyText"/>
+      </w:pPr>
+      <w:r>
+        <w:t xml:space="preserve">Lead Creation</w:t>
+      </w:r>
+    </w:p>
+    <w:p>
+      <w:r>
+        <w:pict>
+          <v:rect style="width:0;height:1.5pt" o:hralign="center" o:hrstd="t" o:hr="t"/>
+        </w:pict>
+      </w:r>
+    </w:p>
+    <w:bookmarkEnd w:id="17"/>
+    <w:bookmarkStart w:id="18" w:name="exhibitions"/>
+    <w:p>
+      <w:pPr>
+        <w:pStyle w:val="Heading1"/>
+      </w:pPr>
+      <w:r>
+        <w:t xml:space="preserve">9 Exhibitions</w:t>
+      </w:r>
+    </w:p>
+    <w:p>
+      <w:pPr>
+        <w:pStyle w:val="FirstParagraph"/>
+      </w:pPr>
+      <w:r>
+        <w:t xml:space="preserve">Each Exhibition Page contains:</w:t>
+      </w:r>
+    </w:p>
+    <w:p>
+      <w:pPr>
+        <w:pStyle w:val="BodyText"/>
+      </w:pPr>
+      <w:r>
+        <w:t xml:space="preserve">Exhibition Introduction</w:t>
+      </w:r>
+    </w:p>
+    <w:p>
+      <w:pPr>
+        <w:pStyle w:val="BodyText"/>
+      </w:pPr>
+      <w:r>
+        <w:t xml:space="preserve">Participating Brands</w:t>
+      </w:r>
+    </w:p>
+    <w:p>
+      <w:pPr>
+        <w:pStyle w:val="BodyText"/>
+      </w:pPr>
+      <w:r>
+        <w:t xml:space="preserve">New Products</w:t>
+      </w:r>
+    </w:p>
+    <w:p>
+      <w:pPr>
+        <w:pStyle w:val="BodyText"/>
+      </w:pPr>
+      <w:r>
+        <w:t xml:space="preserve">Photo Gallery</w:t>
+      </w:r>
+    </w:p>
+    <w:p>
+      <w:pPr>
+        <w:pStyle w:val="BodyText"/>
+      </w:pPr>
+      <w:r>
+        <w:t xml:space="preserve">Related Catalogs</w:t>
+      </w:r>
+    </w:p>
+    <w:p>
+      <w:pPr>
+        <w:pStyle w:val="BodyText"/>
+      </w:pPr>
+      <w:r>
+        <w:t xml:space="preserve">Inquiry</w:t>
+      </w:r>
+    </w:p>
+    <w:p>
+      <w:r>
+        <w:pict>
+          <v:rect style="width:0;height:1.5pt" o:hralign="center" o:hrstd="t" o:hr="t"/>
+        </w:pict>
+      </w:r>
+    </w:p>
+    <w:bookmarkEnd w:id="18"/>
+    <w:bookmarkStart w:id="19" w:name="inquiry"/>
+    <w:p>
+      <w:pPr>
+        <w:pStyle w:val="Heading1"/>
+      </w:pPr>
+      <w:r>
+        <w:t xml:space="preserve">10 Inquiry</w:t>
+      </w:r>
+    </w:p>
+    <w:p>
+      <w:pPr>
+        <w:pStyle w:val="FirstParagraph"/>
+      </w:pPr>
+      <w:r>
+        <w:t xml:space="preserve">Guest users submit inquiries.</w:t>
+      </w:r>
+    </w:p>
+    <w:p>
+      <w:pPr>
+        <w:pStyle w:val="BodyText"/>
+      </w:pPr>
+      <w:r>
+        <w:t xml:space="preserve">No registration required.</w:t>
+      </w:r>
+    </w:p>
+    <w:p>
+      <w:pPr>
+        <w:pStyle w:val="BodyText"/>
+      </w:pPr>
+      <w:r>
+        <w:t xml:space="preserve">Workflow</w:t>
+      </w:r>
+    </w:p>
+    <w:p>
+      <w:pPr>
+        <w:pStyle w:val="BodyText"/>
+      </w:pPr>
+      <w:r>
+        <w:t xml:space="preserve">Inquiry Form</w:t>
+      </w:r>
+    </w:p>
+    <w:p>
+      <w:pPr>
+        <w:pStyle w:val="BodyText"/>
+      </w:pPr>
+      <w:r>
+        <w:t xml:space="preserve">↓</w:t>
+      </w:r>
+    </w:p>
+    <w:p>
+      <w:pPr>
+        <w:pStyle w:val="BodyText"/>
+      </w:pPr>
+      <w:r>
+        <w:t xml:space="preserve">Confirmation</w:t>
+      </w:r>
+    </w:p>
+    <w:p>
+      <w:pPr>
+        <w:pStyle w:val="BodyText"/>
+      </w:pPr>
+      <w:r>
+        <w:t xml:space="preserve">↓</w:t>
+      </w:r>
+    </w:p>
+    <w:p>
+      <w:pPr>
+        <w:pStyle w:val="BodyText"/>
+      </w:pPr>
+      <w:r>
+        <w:t xml:space="preserve">Submit</w:t>
+      </w:r>
+    </w:p>
+    <w:p>
+      <w:pPr>
+        <w:pStyle w:val="BodyText"/>
+      </w:pPr>
+      <w:r>
+        <w:t xml:space="preserve">↓</w:t>
+      </w:r>
+    </w:p>
+    <w:p>
+      <w:pPr>
+        <w:pStyle w:val="BodyText"/>
+      </w:pPr>
+      <w:r>
+        <w:t xml:space="preserve">Automatic Email</w:t>
+      </w:r>
+    </w:p>
+    <w:p>
+      <w:pPr>
+        <w:pStyle w:val="BodyText"/>
+      </w:pPr>
+      <w:r>
+        <w:t xml:space="preserve">↓</w:t>
+      </w:r>
+    </w:p>
+    <w:p>
+      <w:pPr>
+        <w:pStyle w:val="BodyText"/>
+      </w:pPr>
+      <w:r>
+        <w:t xml:space="preserve">Sales Notification</w:t>
+      </w:r>
+    </w:p>
+    <w:p>
+      <w:r>
+        <w:pict>
+          <v:rect style="width:0;height:1.5pt" o:hralign="center" o:hrstd="t" o:hr="t"/>
+        </w:pict>
+      </w:r>
+    </w:p>
+    <w:bookmarkEnd w:id="19"/>
+    <w:bookmarkStart w:id="20" w:name="contact"/>
+    <w:p>
+      <w:pPr>
+        <w:pStyle w:val="Heading1"/>
+      </w:pPr>
+      <w:r>
+        <w:t xml:space="preserve">11 Contact</w:t>
+      </w:r>
+    </w:p>
+    <w:p>
+      <w:pPr>
+        <w:pStyle w:val="FirstParagraph"/>
+      </w:pPr>
+      <w:r>
+        <w:t xml:space="preserve">Contains</w:t>
+      </w:r>
+    </w:p>
+    <w:p>
+      <w:pPr>
+        <w:pStyle w:val="BodyText"/>
+      </w:pPr>
+      <w:r>
+        <w:t xml:space="preserve">Company Profile</w:t>
+      </w:r>
+    </w:p>
+    <w:p>
+      <w:pPr>
+        <w:pStyle w:val="BodyText"/>
+      </w:pPr>
+      <w:r>
+        <w:t xml:space="preserve">Address</w:t>
+      </w:r>
+    </w:p>
+    <w:p>
+      <w:pPr>
+        <w:pStyle w:val="BodyText"/>
+      </w:pPr>
+      <w:r>
+        <w:t xml:space="preserve">Email</w:t>
+      </w:r>
+    </w:p>
+    <w:p>
+      <w:pPr>
+        <w:pStyle w:val="BodyText"/>
+      </w:pPr>
+      <w:r>
+        <w:t xml:space="preserve">Phone</w:t>
+      </w:r>
+    </w:p>
+    <w:p>
+      <w:pPr>
+        <w:pStyle w:val="BodyText"/>
+      </w:pPr>
+      <w:r>
+        <w:t xml:space="preserve">Business Hours</w:t>
+      </w:r>
+    </w:p>
+    <w:p>
+      <w:pPr>
+        <w:pStyle w:val="BodyText"/>
+      </w:pPr>
+      <w:r>
+        <w:t xml:space="preserve">Map</w:t>
+      </w:r>
+    </w:p>
+    <w:p>
+      <w:r>
+        <w:pict>
+          <v:rect style="width:0;height:1.5pt" o:hralign="center" o:hrstd="t" o:hr="t"/>
+        </w:pict>
+      </w:r>
+    </w:p>
+    <w:bookmarkEnd w:id="20"/>
+    <w:bookmarkStart w:id="21" w:name="footer"/>
+    <w:p>
+      <w:pPr>
+        <w:pStyle w:val="Heading1"/>
+      </w:pPr>
+      <w:r>
+        <w:t xml:space="preserve">12 Footer</w:t>
+      </w:r>
+    </w:p>
+    <w:p>
+      <w:pPr>
+        <w:pStyle w:val="FirstParagraph"/>
+      </w:pPr>
+      <w:r>
+        <w:t xml:space="preserve">About Us</w:t>
+      </w:r>
+    </w:p>
+    <w:p>
+      <w:pPr>
+        <w:pStyle w:val="BodyText"/>
+      </w:pPr>
+      <w:r>
+        <w:t xml:space="preserve">Categories</w:t>
+      </w:r>
+    </w:p>
+    <w:p>
+      <w:pPr>
+        <w:pStyle w:val="BodyText"/>
+      </w:pPr>
+      <w:r>
+        <w:t xml:space="preserve">Catalogs</w:t>
+      </w:r>
+    </w:p>
+    <w:p>
+      <w:pPr>
+        <w:pStyle w:val="BodyText"/>
+      </w:pPr>
+      <w:r>
+        <w:t xml:space="preserve">Inquiry</w:t>
+      </w:r>
+    </w:p>
+    <w:p>
+      <w:pPr>
+        <w:pStyle w:val="BodyText"/>
+      </w:pPr>
+      <w:r>
+        <w:t xml:space="preserve">Privacy Policy</w:t>
+      </w:r>
+    </w:p>
+    <w:p>
+      <w:pPr>
+        <w:pStyle w:val="BodyText"/>
+      </w:pPr>
+      <w:r>
+        <w:t xml:space="preserve">Terms of Use</w:t>
+      </w:r>
+    </w:p>
+    <w:p>
+      <w:pPr>
+        <w:pStyle w:val="BodyText"/>
+      </w:pPr>
+      <w:r>
+        <w:t xml:space="preserve">Copyright</w:t>
+      </w:r>
+    </w:p>
+    <w:p>
+      <w:r>
+        <w:pict>
+          <v:rect style="width:0;height:1.5pt" o:hralign="center" o:hrstd="t" o:hr="t"/>
+        </w:pict>
+      </w:r>
+    </w:p>
+    <w:bookmarkEnd w:id="21"/>
+    <w:bookmarkStart w:id="22" w:name="url-structure"/>
+    <w:p>
+      <w:pPr>
+        <w:pStyle w:val="Heading1"/>
+      </w:pPr>
+      <w:r>
+        <w:t xml:space="preserve">13 URL Structure</w:t>
+      </w:r>
+    </w:p>
+    <w:p>
+      <w:pPr>
+        <w:pStyle w:val="FirstParagraph"/>
+      </w:pPr>
+      <w:r>
+        <w:t xml:space="preserve">/</w:t>
+      </w:r>
+    </w:p>
+    <w:p>
+      <w:pPr>
+        <w:pStyle w:val="BodyText"/>
+      </w:pPr>
+      <w:r>
         <w:t xml:space="preserve">Home</w:t>
       </w:r>
     </w:p>
@@ -51,6 +1265,143 @@
         <w:pStyle w:val="BodyText"/>
       </w:pPr>
       <w:r>
+        <w:t xml:space="preserve">/about</w:t>
+      </w:r>
+    </w:p>
+    <w:p>
+      <w:pPr>
+        <w:pStyle w:val="BodyText"/>
+      </w:pPr>
+      <w:r>
+        <w:t xml:space="preserve">/discover</w:t>
+      </w:r>
+    </w:p>
+    <w:p>
+      <w:pPr>
+        <w:pStyle w:val="BodyText"/>
+      </w:pPr>
+      <w:r>
+        <w:t xml:space="preserve">/categories</w:t>
+      </w:r>
+    </w:p>
+    <w:p>
+      <w:pPr>
+        <w:pStyle w:val="BodyText"/>
+      </w:pPr>
+      <w:r>
+        <w:t xml:space="preserve">/categories/kitchen</w:t>
+      </w:r>
+    </w:p>
+    <w:p>
+      <w:pPr>
+        <w:pStyle w:val="BodyText"/>
+      </w:pPr>
+      <w:r>
+        <w:t xml:space="preserve">/categories/beauty</w:t>
+      </w:r>
+    </w:p>
+    <w:p>
+      <w:pPr>
+        <w:pStyle w:val="BodyText"/>
+      </w:pPr>
+      <w:r>
+        <w:t xml:space="preserve">/brands</w:t>
+      </w:r>
+    </w:p>
+    <w:p>
+      <w:pPr>
+        <w:pStyle w:val="BodyText"/>
+      </w:pPr>
+      <w:r>
+        <w:t xml:space="preserve">/brands/{brand}</w:t>
+      </w:r>
+    </w:p>
+    <w:p>
+      <w:pPr>
+        <w:pStyle w:val="BodyText"/>
+      </w:pPr>
+      <w:r>
+        <w:t xml:space="preserve">/catalogs</w:t>
+      </w:r>
+    </w:p>
+    <w:p>
+      <w:pPr>
+        <w:pStyle w:val="BodyText"/>
+      </w:pPr>
+      <w:r>
+        <w:t xml:space="preserve">/catalog/{catalog}</w:t>
+      </w:r>
+    </w:p>
+    <w:p>
+      <w:pPr>
+        <w:pStyle w:val="BodyText"/>
+      </w:pPr>
+      <w:r>
+        <w:t xml:space="preserve">/exhibitions</w:t>
+      </w:r>
+    </w:p>
+    <w:p>
+      <w:pPr>
+        <w:pStyle w:val="BodyText"/>
+      </w:pPr>
+      <w:r>
+        <w:t xml:space="preserve">/inquiry</w:t>
+      </w:r>
+    </w:p>
+    <w:p>
+      <w:pPr>
+        <w:pStyle w:val="BodyText"/>
+      </w:pPr>
+      <w:r>
+        <w:t xml:space="preserve">/contact</w:t>
+      </w:r>
+    </w:p>
+    <w:p>
+      <w:r>
+        <w:pict>
+          <v:rect style="width:0;height:1.5pt" o:hralign="center" o:hrstd="t" o:hr="t"/>
+        </w:pict>
+      </w:r>
+    </w:p>
+    <w:bookmarkEnd w:id="22"/>
+    <w:bookmarkStart w:id="23" w:name="navigation-rules"/>
+    <w:p>
+      <w:pPr>
+        <w:pStyle w:val="Heading1"/>
+      </w:pPr>
+      <w:r>
+        <w:t xml:space="preserve">14 Navigation Rules</w:t>
+      </w:r>
+    </w:p>
+    <w:p>
+      <w:pPr>
+        <w:pStyle w:val="FirstParagraph"/>
+      </w:pPr>
+      <w:r>
+        <w:t xml:space="preserve">Maximum three levels.</w:t>
+      </w:r>
+    </w:p>
+    <w:p>
+      <w:pPr>
+        <w:pStyle w:val="BodyText"/>
+      </w:pPr>
+      <w:r>
+        <w:t xml:space="preserve">Every page must provide:</w:t>
+      </w:r>
+    </w:p>
+    <w:p>
+      <w:pPr>
+        <w:pStyle w:val="BodyText"/>
+      </w:pPr>
+      <w:r>
+        <w:t xml:space="preserve">Home</w:t>
+      </w:r>
+    </w:p>
+    <w:p>
+      <w:pPr>
+        <w:pStyle w:val="BodyText"/>
+      </w:pPr>
+      <w:r>
         <w:t xml:space="preserve">↓</w:t>
       </w:r>
     </w:p>
@@ -59,6 +1410,79 @@
         <w:pStyle w:val="BodyText"/>
       </w:pPr>
       <w:r>
+        <w:t xml:space="preserve">Current Location</w:t>
+      </w:r>
+    </w:p>
+    <w:p>
+      <w:pPr>
+        <w:pStyle w:val="BodyText"/>
+      </w:pPr>
+      <w:r>
+        <w:t xml:space="preserve">↓</w:t>
+      </w:r>
+    </w:p>
+    <w:p>
+      <w:pPr>
+        <w:pStyle w:val="BodyText"/>
+      </w:pPr>
+      <w:r>
+        <w:t xml:space="preserve">Inquiry</w:t>
+      </w:r>
+    </w:p>
+    <w:p>
+      <w:pPr>
+        <w:pStyle w:val="BodyText"/>
+      </w:pPr>
+      <w:r>
+        <w:t xml:space="preserve">The Inquiry button should always be visible.</w:t>
+      </w:r>
+    </w:p>
+    <w:p>
+      <w:r>
+        <w:pict>
+          <v:rect style="width:0;height:1.5pt" o:hralign="center" o:hrstd="t" o:hr="t"/>
+        </w:pict>
+      </w:r>
+    </w:p>
+    <w:bookmarkEnd w:id="23"/>
+    <w:bookmarkStart w:id="24" w:name="search"/>
+    <w:p>
+      <w:pPr>
+        <w:pStyle w:val="Heading1"/>
+      </w:pPr>
+      <w:r>
+        <w:t xml:space="preserve">15 Search</w:t>
+      </w:r>
+    </w:p>
+    <w:p>
+      <w:pPr>
+        <w:pStyle w:val="FirstParagraph"/>
+      </w:pPr>
+      <w:r>
+        <w:t xml:space="preserve">Search supports:</w:t>
+      </w:r>
+    </w:p>
+    <w:p>
+      <w:pPr>
+        <w:pStyle w:val="BodyText"/>
+      </w:pPr>
+      <w:r>
+        <w:t xml:space="preserve">Product Name</w:t>
+      </w:r>
+    </w:p>
+    <w:p>
+      <w:pPr>
+        <w:pStyle w:val="BodyText"/>
+      </w:pPr>
+      <w:r>
+        <w:t xml:space="preserve">Brand</w:t>
+      </w:r>
+    </w:p>
+    <w:p>
+      <w:pPr>
+        <w:pStyle w:val="BodyText"/>
+      </w:pPr>
+      <w:r>
         <w:t xml:space="preserve">Category</w:t>
       </w:r>
     </w:p>
@@ -67,14 +1491,6 @@
         <w:pStyle w:val="BodyText"/>
       </w:pPr>
       <w:r>
-        <w:t xml:space="preserve">↓</w:t>
-      </w:r>
-    </w:p>
-    <w:p>
-      <w:pPr>
-        <w:pStyle w:val="BodyText"/>
-      </w:pPr>
-      <w:r>
         <w:t xml:space="preserve">Catalog</w:t>
       </w:r>
     </w:p>
@@ -83,49 +1499,197 @@
         <w:pStyle w:val="BodyText"/>
       </w:pPr>
       <w:r>
-        <w:t xml:space="preserve">↓</w:t>
-      </w:r>
-    </w:p>
-    <w:p>
-      <w:pPr>
-        <w:pStyle w:val="BodyText"/>
-      </w:pPr>
-      <w:r>
-        <w:t xml:space="preserve">Inquiry</w:t>
-      </w:r>
-    </w:p>
-    <w:p>
-      <w:pPr>
-        <w:pStyle w:val="BodyText"/>
-      </w:pPr>
-      <w:r>
-        <w:t xml:space="preserve">↓</w:t>
-      </w:r>
-    </w:p>
-    <w:p>
-      <w:pPr>
-        <w:pStyle w:val="BodyText"/>
-      </w:pPr>
-      <w:r>
-        <w:t xml:space="preserve">Admin</w:t>
-      </w:r>
-    </w:p>
-    <w:p>
-      <w:pPr>
-        <w:pStyle w:val="BodyText"/>
-      </w:pPr>
-      <w:r>
-        <w:t xml:space="preserve">↓</w:t>
-      </w:r>
-    </w:p>
-    <w:p>
-      <w:pPr>
-        <w:pStyle w:val="BodyText"/>
-      </w:pPr>
-      <w:r>
-        <w:t xml:space="preserve">CRM</w:t>
-      </w:r>
-    </w:p>
+        <w:t xml:space="preserve">Keyword</w:t>
+      </w:r>
+    </w:p>
+    <w:p>
+      <w:r>
+        <w:pict>
+          <v:rect style="width:0;height:1.5pt" o:hralign="center" o:hrstd="t" o:hr="t"/>
+        </w:pict>
+      </w:r>
+    </w:p>
+    <w:bookmarkEnd w:id="24"/>
+    <w:bookmarkStart w:id="25" w:name="seo"/>
+    <w:p>
+      <w:pPr>
+        <w:pStyle w:val="Heading1"/>
+      </w:pPr>
+      <w:r>
+        <w:t xml:space="preserve">16 SEO</w:t>
+      </w:r>
+    </w:p>
+    <w:p>
+      <w:pPr>
+        <w:pStyle w:val="FirstParagraph"/>
+      </w:pPr>
+      <w:r>
+        <w:t xml:space="preserve">Every page has:</w:t>
+      </w:r>
+    </w:p>
+    <w:p>
+      <w:pPr>
+        <w:pStyle w:val="BodyText"/>
+      </w:pPr>
+      <w:r>
+        <w:t xml:space="preserve">Title</w:t>
+      </w:r>
+    </w:p>
+    <w:p>
+      <w:pPr>
+        <w:pStyle w:val="BodyText"/>
+      </w:pPr>
+      <w:r>
+        <w:t xml:space="preserve">Description</w:t>
+      </w:r>
+    </w:p>
+    <w:p>
+      <w:pPr>
+        <w:pStyle w:val="BodyText"/>
+      </w:pPr>
+      <w:r>
+        <w:t xml:space="preserve">Keywords</w:t>
+      </w:r>
+    </w:p>
+    <w:p>
+      <w:pPr>
+        <w:pStyle w:val="BodyText"/>
+      </w:pPr>
+      <w:r>
+        <w:t xml:space="preserve">Open Graph</w:t>
+      </w:r>
+    </w:p>
+    <w:p>
+      <w:pPr>
+        <w:pStyle w:val="BodyText"/>
+      </w:pPr>
+      <w:r>
+        <w:t xml:space="preserve">Structured Data</w:t>
+      </w:r>
+    </w:p>
+    <w:p>
+      <w:pPr>
+        <w:pStyle w:val="BodyText"/>
+      </w:pPr>
+      <w:r>
+        <w:t xml:space="preserve">Friendly URL</w:t>
+      </w:r>
+    </w:p>
+    <w:p>
+      <w:r>
+        <w:pict>
+          <v:rect style="width:0;height:1.5pt" o:hralign="center" o:hrstd="t" o:hr="t"/>
+        </w:pict>
+      </w:r>
+    </w:p>
+    <w:bookmarkEnd w:id="25"/>
+    <w:bookmarkStart w:id="26" w:name="mobile-design"/>
+    <w:p>
+      <w:pPr>
+        <w:pStyle w:val="Heading1"/>
+      </w:pPr>
+      <w:r>
+        <w:t xml:space="preserve">17 Mobile Design</w:t>
+      </w:r>
+    </w:p>
+    <w:p>
+      <w:pPr>
+        <w:pStyle w:val="FirstParagraph"/>
+      </w:pPr>
+      <w:r>
+        <w:t xml:space="preserve">Responsive Layout</w:t>
+      </w:r>
+    </w:p>
+    <w:p>
+      <w:pPr>
+        <w:pStyle w:val="BodyText"/>
+      </w:pPr>
+      <w:r>
+        <w:t xml:space="preserve">Large Buttons</w:t>
+      </w:r>
+    </w:p>
+    <w:p>
+      <w:pPr>
+        <w:pStyle w:val="BodyText"/>
+      </w:pPr>
+      <w:r>
+        <w:t xml:space="preserve">Simple Navigation</w:t>
+      </w:r>
+    </w:p>
+    <w:p>
+      <w:pPr>
+        <w:pStyle w:val="BodyText"/>
+      </w:pPr>
+      <w:r>
+        <w:t xml:space="preserve">Fast Loading</w:t>
+      </w:r>
+    </w:p>
+    <w:p>
+      <w:r>
+        <w:pict>
+          <v:rect style="width:0;height:1.5pt" o:hralign="center" o:hrstd="t" o:hr="t"/>
+        </w:pict>
+      </w:r>
+    </w:p>
+    <w:bookmarkEnd w:id="26"/>
+    <w:bookmarkStart w:id="27" w:name="future-expansion"/>
+    <w:p>
+      <w:pPr>
+        <w:pStyle w:val="Heading1"/>
+      </w:pPr>
+      <w:r>
+        <w:t xml:space="preserve">18 Future Expansion</w:t>
+      </w:r>
+    </w:p>
+    <w:p>
+      <w:pPr>
+        <w:pStyle w:val="FirstParagraph"/>
+      </w:pPr>
+      <w:r>
+        <w:t xml:space="preserve">Supplier Portal</w:t>
+      </w:r>
+    </w:p>
+    <w:p>
+      <w:pPr>
+        <w:pStyle w:val="BodyText"/>
+      </w:pPr>
+      <w:r>
+        <w:t xml:space="preserve">Customer Portal</w:t>
+      </w:r>
+    </w:p>
+    <w:p>
+      <w:pPr>
+        <w:pStyle w:val="BodyText"/>
+      </w:pPr>
+      <w:r>
+        <w:t xml:space="preserve">Online Catalog</w:t>
+      </w:r>
+    </w:p>
+    <w:p>
+      <w:pPr>
+        <w:pStyle w:val="BodyText"/>
+      </w:pPr>
+      <w:r>
+        <w:t xml:space="preserve">Video Center</w:t>
+      </w:r>
+    </w:p>
+    <w:p>
+      <w:pPr>
+        <w:pStyle w:val="BodyText"/>
+      </w:pPr>
+      <w:r>
+        <w:t xml:space="preserve">Blog</w:t>
+      </w:r>
+    </w:p>
+    <w:p>
+      <w:pPr>
+        <w:pStyle w:val="BodyText"/>
+      </w:pPr>
+      <w:r>
+        <w:t xml:space="preserve">AI Search</w:t>
+      </w:r>
+    </w:p>
+    <w:bookmarkEnd w:id="27"/>
     <w:sectPr>
       <w:footnotePr>
         <w:numRestart w:val="eachSect"/>
@@ -236,8 +1800,114 @@
       </w:pPr>
     </w:lvl>
   </w:abstractNum>
+  <w:abstractNum w:abstractNumId="991">
+    <w:nsid w:val="0000A991"/>
+    <w:multiLevelType w:val="multilevel"/>
+    <w:lvl w:ilvl="0">
+      <w:numFmt w:val="bullet"/>
+      <w:lvlText w:val=""/>
+      <w:lvlJc w:val="left"/>
+      <w:pPr>
+        <w:ind w:left="720" w:hanging="360"/>
+      </w:pPr>
+      <w:rPr>
+        <w:rFonts w:ascii="Symbol" w:hAnsi="Symbol" w:cs="Symbol" w:hint="default"/>
+      </w:rPr>
+    </w:lvl>
+    <w:lvl w:ilvl="1">
+      <w:numFmt w:val="bullet"/>
+      <w:lvlText w:val="o"/>
+      <w:lvlJc w:val="left"/>
+      <w:pPr>
+        <w:ind w:left="1440" w:hanging="360"/>
+      </w:pPr>
+      <w:rPr>
+        <w:rFonts w:ascii="Courier New" w:hAnsi="Courier New" w:cs="Courier New" w:hint="default"/>
+      </w:rPr>
+    </w:lvl>
+    <w:lvl w:ilvl="2">
+      <w:numFmt w:val="bullet"/>
+      <w:lvlText w:val=""/>
+      <w:lvlJc w:val="left"/>
+      <w:pPr>
+        <w:ind w:left="2160" w:hanging="360"/>
+      </w:pPr>
+      <w:rPr>
+        <w:rFonts w:ascii="Wingdings" w:hAnsi="Wingdings" w:cs="Wingdings" w:hint="default"/>
+      </w:rPr>
+    </w:lvl>
+    <w:lvl w:ilvl="3">
+      <w:numFmt w:val="bullet"/>
+      <w:lvlText w:val=""/>
+      <w:lvlJc w:val="left"/>
+      <w:pPr>
+        <w:ind w:left="2880" w:hanging="360"/>
+      </w:pPr>
+      <w:rPr>
+        <w:rFonts w:ascii="Symbol" w:hAnsi="Symbol" w:cs="Symbol" w:hint="default"/>
+      </w:rPr>
+    </w:lvl>
+    <w:lvl w:ilvl="4">
+      <w:numFmt w:val="bullet"/>
+      <w:lvlText w:val="o"/>
+      <w:lvlJc w:val="left"/>
+      <w:pPr>
+        <w:ind w:left="3600" w:hanging="360"/>
+      </w:pPr>
+      <w:rPr>
+        <w:rFonts w:ascii="Courier New" w:hAnsi="Courier New" w:cs="Courier New" w:hint="default"/>
+      </w:rPr>
+    </w:lvl>
+    <w:lvl w:ilvl="5">
+      <w:numFmt w:val="bullet"/>
+      <w:lvlText w:val=""/>
+      <w:lvlJc w:val="left"/>
+      <w:pPr>
+        <w:ind w:left="4320" w:hanging="360"/>
+      </w:pPr>
+      <w:rPr>
+        <w:rFonts w:ascii="Wingdings" w:hAnsi="Wingdings" w:cs="Wingdings" w:hint="default"/>
+      </w:rPr>
+    </w:lvl>
+    <w:lvl w:ilvl="6">
+      <w:numFmt w:val="bullet"/>
+      <w:lvlText w:val=""/>
+      <w:lvlJc w:val="left"/>
+      <w:pPr>
+        <w:ind w:left="5040" w:hanging="360"/>
+      </w:pPr>
+      <w:rPr>
+        <w:rFonts w:ascii="Symbol" w:hAnsi="Symbol" w:cs="Symbol" w:hint="default"/>
+      </w:rPr>
+    </w:lvl>
+    <w:lvl w:ilvl="7">
+      <w:numFmt w:val="bullet"/>
+      <w:lvlText w:val="o"/>
+      <w:lvlJc w:val="left"/>
+      <w:pPr>
+        <w:ind w:left="5760" w:hanging="360"/>
+      </w:pPr>
+      <w:rPr>
+        <w:rFonts w:ascii="Courier New" w:hAnsi="Courier New" w:cs="Courier New" w:hint="default"/>
+      </w:rPr>
+    </w:lvl>
+    <w:lvl w:ilvl="8">
+      <w:numFmt w:val="bullet"/>
+      <w:lvlText w:val=""/>
+      <w:lvlJc w:val="left"/>
+      <w:pPr>
+        <w:ind w:left="6480" w:hanging="360"/>
+      </w:pPr>
+      <w:rPr>
+        <w:rFonts w:ascii="Wingdings" w:hAnsi="Wingdings" w:cs="Wingdings" w:hint="default"/>
+      </w:rPr>
+    </w:lvl>
+  </w:abstractNum>
   <w:num w:numId="1000">
     <w:abstractNumId w:val="990"/>
+  </w:num>
+  <w:num w:numId="1001">
+    <w:abstractNumId w:val="991"/>
   </w:num>
 </w:numbering>
 </file>
